--- a/03_Финансовая_модель/Финмодель_допущения_и_расчёты.docx
+++ b/03_Финансовая_модель/Финмодель_допущения_и_расчёты.docx
@@ -3118,7 +3118,21 @@
         <w:t>не заложены</w:t>
       </w:r>
       <w:r>
-        <w:t>: это потенциал, а не допущение. Освобождение операций с ЦФА от НДС требует подтверждения налоговым консультантом на дату сделки — в модели оно принято, но самостоятельной проверкой не подкреплено.</w:t>
+        <w:t>: это потенциал, а не допущение.</w:t>
+      </w:r>
+    </w:p>
+    <w:p>
+      <w:pPr>
+        <w:jc w:val="both"/>
+      </w:pPr>
+      <w:r>
+        <w:rPr>
+          <w:b/>
+        </w:rPr>
+        <w:t>НДС.</w:t>
+      </w:r>
+      <w:r>
+        <w:t xml:space="preserve"> Операции с ЦФА налогом на добавленную стоимость не облагаются: цифровые финансовые активы отнесены к ценным бумагам, а реализация ценных бумаг освобождена от НДС (пп. 12 п. 2 ст. 149 НК РФ). Позиция подтверждена владельцем проекта 07.09.2026.</w:t>
       </w:r>
     </w:p>
     <w:p>
